--- a/documentos/acustica/articulo-acustica-biologica.docx
+++ b/documentos/acustica/articulo-acustica-biologica.docx
@@ -28,6 +28,7 @@
     </w:p>
     <w:p>
       <w:pPr>
+        <w:widowControl w:val="1"/>
         <w:spacing w:after="0" w:before="0" w:line="360" w:lineRule="auto"/>
         <w:jc w:val="center"/>
         <w:rPr/>
@@ -107,7 +108,7 @@
         <w:rPr>
           <w:rtl w:val="0"/>
         </w:rPr>
-        <w:t xml:space="preserve">Facultad de Ingeniería Pesquera y de Alimentos, Universidad Nacional Federico Villarreal</w:t>
+        <w:t xml:space="preserve">Facultad de Oceanografía, Pesquería, Ciencias Alimentarias y Acuicultura</w:t>
       </w:r>
     </w:p>
     <w:p>
